--- a/deliverables/phase-1/Power-Interest Leverage Map.docx
+++ b/deliverables/phase-1/Power-Interest Leverage Map.docx
@@ -359,7 +359,7 @@
         <w:pStyle w:val="BodyText"/>
       </w:pPr>
       <w:r>
-        <w:t xml:space="preserve">For the majority of specific decisions this system makes — breakfast timing itself, vendor contract terms, portal functionality, waste handling — no source describes who proposes, approves, or can veto a change. This absence, across real interviews, a synthetic pilot exercise, and public-source research, is treated as a finding in itself: these processes may not be visible to anyone outside the governance actors themselves.</w:t>
+        <w:t xml:space="preserve">For the majority of specific decisions this system makes — breakfast timing itself, vendor contract terms, portal functionality, waste handling — no source describes who proposes, approves, or can veto a change. This absence, across real interviews and public-source research, is treated as a finding in itself: these processes may not be visible to anyone outside the governance actors themselves.</w:t>
       </w:r>
     </w:p>
     <w:bookmarkEnd w:id="10"/>
@@ -855,7 +855,7 @@
         <w:t xml:space="preserve"> </w:t>
       </w:r>
       <w:r>
-        <w:t xml:space="preserve">— direct social prompting changes individual attendance decisions in a minor way; both a real respondent and independent synthetic-persona exercises converge on this, though it remains a secondary, not decisive, effect (see the Process Trace for the fuller evidence base — six real student respondents now support this reading).</w:t>
+        <w:t xml:space="preserve">— direct social prompting changes individual attendance decisions in a minor way, though it remains a secondary, not decisive, effect (see the Process Trace for the fuller evidence base — six real student respondents support this reading).</w:t>
       </w:r>
     </w:p>
     <w:p>
